--- a/reports/custom-reference.docx
+++ b/reports/custom-reference.docx
@@ -4,8 +4,8 @@
   <w:body>
     <w:p>
       <w:pPr>
-        <w:pStyle w:val="a"/>
-        <w:spacing w:before="240" w:after="240"/>
+        <w:pStyle w:val="RefTitle"/>
+        <w:spacing w:before="120" w:after="120"/>
       </w:pPr>
       <w:r>
         <w:t>Title</w:t>
@@ -681,7 +681,7 @@
   <w:abstractNum w:abstractNumId="2" w15:restartNumberingAfterBreak="0">
     <w:nsid w:val="74D3054F"/>
     <w:multiLevelType w:val="multilevel"/>
-    <w:tmpl w:val="E4063652"/>
+    <w:tmpl w:val="E006E6E2"/>
     <w:lvl w:ilvl="0">
       <w:start w:val="1"/>
       <w:numFmt w:val="none"/>
@@ -2010,6 +2010,25 @@
       <w:rFonts w:ascii="Times New Roman" w:eastAsia="黑体" w:hAnsi="Times New Roman"/>
       <w:b/>
       <w:sz w:val="18"/>
+    </w:rPr>
+  </w:style>
+  <w:style w:type="paragraph" w:customStyle="1" w:styleId="RefTitle">
+    <w:name w:val="RefTitle"/>
+    <w:basedOn w:val="a1"/>
+    <w:qFormat/>
+    <w:rsid w:val="00FA2397"/>
+    <w:pPr>
+      <w:numPr>
+        <w:numId w:val="2"/>
+      </w:numPr>
+      <w:spacing w:beforeLines="50" w:before="50" w:afterLines="50" w:after="50"/>
+      <w:jc w:val="center"/>
+    </w:pPr>
+    <w:rPr>
+      <w:rFonts w:eastAsia="黑体"/>
+      <w:b/>
+      <w:kern w:val="4"/>
+      <w:sz w:val="24"/>
     </w:rPr>
   </w:style>
 </w:styles>
